--- a/materials/経営分析2/resume/経営分析2_暗記事項まとめ.docx
+++ b/materials/経営分析2/resume/経営分析2_暗記事項まとめ.docx
@@ -1604,6 +1604,68 @@
       <w:tblPr>
         <w:tblW w:type="pct" w:w="100%"/>
         <w:tblBorders>
+          <w:top w:val="single" w:color="999999" w:sz="4"/>
+          <w:left w:val="single" w:color="999999" w:sz="4"/>
+          <w:bottom w:val="single" w:color="999999" w:sz="4"/>
+          <w:right w:val="single" w:color="999999" w:sz="4"/>
+          <w:insideH w:val="single" w:color="auto" w:sz="4"/>
+          <w:insideV w:val="single" w:color="auto" w:sz="4"/>
+        </w:tblBorders>
+      </w:tblPr>
+      <w:tblGrid>
+        <w:gridCol w:w="100"/>
+      </w:tblGrid>
+      <w:tr>
+        <w:tc>
+          <w:tcPr>
+            <w:shd w:fill="F2F2F2" w:val="clear"/>
+            <w:tcMar>
+              <w:top w:type="dxa" w:w="120"/>
+              <w:left w:type="dxa" w:w="160"/>
+              <w:bottom w:type="dxa" w:w="120"/>
+              <w:right w:type="dxa" w:w="160"/>
+            </w:tcMar>
+          </w:tcPr>
+          <w:p>
+            <w:pPr>
+              <w:spacing w:after="60"/>
+            </w:pPr>
+            <w:r>
+              <w:rPr>
+                <w:rFonts w:ascii="Yu Gothic" w:cs="Yu Gothic" w:eastAsia="Yu Gothic" w:hAnsi="Yu Gothic"/>
+                <w:b/>
+                <w:bCs/>
+                <w:sz w:val="20"/>
+                <w:szCs w:val="20"/>
+              </w:rPr>
+              <w:t xml:space="preserve">米国と日本で財務制限条項の種類が異なる点に注意（頻出の取り違えポイント）</w:t>
+            </w:r>
+          </w:p>
+          <w:p>
+            <w:pPr>
+              <w:spacing w:line="300"/>
+            </w:pPr>
+            <w:r>
+              <w:rPr>
+                <w:rFonts w:ascii="Yu Mincho" w:cs="Yu Mincho" w:eastAsia="Yu Mincho" w:hAnsi="Yu Mincho"/>
+                <w:sz w:val="20"/>
+                <w:szCs w:val="20"/>
+              </w:rPr>
+              <w:t xml:space="preserve">「米国の」と明記された設問（2.2節）では下表左、「財務上の特約」という日本特有の呼称や国名の限定がない設問（2.3節）では下表右を用いる。担保提供制限条項は日本特有の条項であり米国4種には含まれない。</w:t>
+            </w:r>
+          </w:p>
+        </w:tc>
+      </w:tr>
+    </w:tbl>
+    <w:p>
+      <w:pPr>
+        <w:spacing w:after="100"/>
+      </w:pPr>
+    </w:p>
+    <w:tbl>
+      <w:tblPr>
+        <w:tblW w:type="pct" w:w="100%"/>
+        <w:tblBorders>
           <w:top w:val="single" w:color="AAAAAA" w:sz="4"/>
           <w:left w:val="single" w:color="AAAAAA" w:sz="4"/>
           <w:bottom w:val="single" w:color="AAAAAA" w:sz="4"/>
@@ -1613,9 +1675,8 @@
         </w:tblBorders>
       </w:tblPr>
       <w:tblGrid>
-        <w:gridCol w:w="2600"/>
-        <w:gridCol w:w="3800"/>
-        <w:gridCol w:w="2600"/>
+        <w:gridCol w:w="3400"/>
+        <w:gridCol w:w="5600"/>
       </w:tblGrid>
       <w:tr>
         <w:trPr>
@@ -1623,7 +1684,7 @@
         </w:trPr>
         <w:tc>
           <w:tcPr>
-            <w:tcW w:type="dxa" w:w="2600"/>
+            <w:tcW w:type="dxa" w:w="3400"/>
             <w:shd w:fill="DDE6F0" w:val="clear"/>
             <w:tcMar>
               <w:top w:type="dxa" w:w="60"/>
@@ -1641,13 +1702,13 @@
                 <w:sz w:val="19"/>
                 <w:szCs w:val="19"/>
               </w:rPr>
-              <w:t xml:space="preserve">財務制限条項（コベナンツ）の種類</w:t>
-            </w:r>
-          </w:p>
-        </w:tc>
-        <w:tc>
-          <w:tcPr>
-            <w:tcW w:type="dxa" w:w="3800"/>
+              <w:t xml:space="preserve">2.2節　米国の財務制限条項4種</w:t>
+            </w:r>
+          </w:p>
+        </w:tc>
+        <w:tc>
+          <w:tcPr>
+            <w:tcW w:type="dxa" w:w="5600"/>
             <w:shd w:fill="DDE6F0" w:val="clear"/>
             <w:tcMar>
               <w:top w:type="dxa" w:w="60"/>
@@ -1669,9 +1730,224 @@
             </w:r>
           </w:p>
         </w:tc>
-        <w:tc>
-          <w:tcPr>
-            <w:tcW w:type="dxa" w:w="2600"/>
+      </w:tr>
+      <w:tr>
+        <w:trPr>
+          <w:cantSplit/>
+        </w:trPr>
+        <w:tc>
+          <w:tcPr>
+            <w:tcW w:type="dxa" w:w="3400"/>
+            <w:tcMar>
+              <w:top w:type="dxa" w:w="60"/>
+              <w:left w:type="dxa" w:w="100"/>
+              <w:bottom w:type="dxa" w:w="60"/>
+              <w:right w:type="dxa" w:w="100"/>
+            </w:tcMar>
+          </w:tcPr>
+          <w:p>
+            <w:r>
+              <w:rPr>
+                <w:rFonts w:ascii="Yu Mincho" w:cs="Yu Mincho" w:eastAsia="Yu Mincho" w:hAnsi="Yu Mincho"/>
+                <w:sz w:val="19"/>
+                <w:szCs w:val="19"/>
+              </w:rPr>
+              <w:t xml:space="preserve">①留保利益制限条項</w:t>
+            </w:r>
+          </w:p>
+        </w:tc>
+        <w:tc>
+          <w:tcPr>
+            <w:tcW w:type="dxa" w:w="5600"/>
+            <w:tcMar>
+              <w:top w:type="dxa" w:w="60"/>
+              <w:left w:type="dxa" w:w="100"/>
+              <w:bottom w:type="dxa" w:w="60"/>
+              <w:right w:type="dxa" w:w="100"/>
+            </w:tcMar>
+          </w:tcPr>
+          <w:p>
+            <w:r>
+              <w:rPr>
+                <w:rFonts w:ascii="Yu Mincho" w:cs="Yu Mincho" w:eastAsia="Yu Mincho" w:hAnsi="Yu Mincho"/>
+                <w:sz w:val="19"/>
+                <w:szCs w:val="19"/>
+              </w:rPr>
+              <w:t xml:space="preserve">留保利益が一定限度を下回れば配当・自己株式取得を制限</w:t>
+            </w:r>
+          </w:p>
+        </w:tc>
+      </w:tr>
+      <w:tr>
+        <w:trPr>
+          <w:cantSplit/>
+        </w:trPr>
+        <w:tc>
+          <w:tcPr>
+            <w:tcW w:type="dxa" w:w="3400"/>
+            <w:tcMar>
+              <w:top w:type="dxa" w:w="60"/>
+              <w:left w:type="dxa" w:w="100"/>
+              <w:bottom w:type="dxa" w:w="60"/>
+              <w:right w:type="dxa" w:w="100"/>
+            </w:tcMar>
+          </w:tcPr>
+          <w:p>
+            <w:r>
+              <w:rPr>
+                <w:rFonts w:ascii="Yu Mincho" w:cs="Yu Mincho" w:eastAsia="Yu Mincho" w:hAnsi="Yu Mincho"/>
+                <w:sz w:val="19"/>
+                <w:szCs w:val="19"/>
+              </w:rPr>
+              <w:t xml:space="preserve">②運転資本制限条項</w:t>
+            </w:r>
+          </w:p>
+        </w:tc>
+        <w:tc>
+          <w:tcPr>
+            <w:tcW w:type="dxa" w:w="5600"/>
+            <w:tcMar>
+              <w:top w:type="dxa" w:w="60"/>
+              <w:left w:type="dxa" w:w="100"/>
+              <w:bottom w:type="dxa" w:w="60"/>
+              <w:right w:type="dxa" w:w="100"/>
+            </w:tcMar>
+          </w:tcPr>
+          <w:p>
+            <w:r>
+              <w:rPr>
+                <w:rFonts w:ascii="Yu Mincho" w:cs="Yu Mincho" w:eastAsia="Yu Mincho" w:hAnsi="Yu Mincho"/>
+                <w:sz w:val="19"/>
+                <w:szCs w:val="19"/>
+              </w:rPr>
+              <w:t xml:space="preserve">運転資本が一定限度を下回れば社債追加発行・配当・M&amp;A等を禁止</w:t>
+            </w:r>
+          </w:p>
+        </w:tc>
+      </w:tr>
+      <w:tr>
+        <w:trPr>
+          <w:cantSplit/>
+        </w:trPr>
+        <w:tc>
+          <w:tcPr>
+            <w:tcW w:type="dxa" w:w="3400"/>
+            <w:tcMar>
+              <w:top w:type="dxa" w:w="60"/>
+              <w:left w:type="dxa" w:w="100"/>
+              <w:bottom w:type="dxa" w:w="60"/>
+              <w:right w:type="dxa" w:w="100"/>
+            </w:tcMar>
+          </w:tcPr>
+          <w:p>
+            <w:r>
+              <w:rPr>
+                <w:rFonts w:ascii="Yu Mincho" w:cs="Yu Mincho" w:eastAsia="Yu Mincho" w:hAnsi="Yu Mincho"/>
+                <w:sz w:val="19"/>
+                <w:szCs w:val="19"/>
+              </w:rPr>
+              <w:t xml:space="preserve">③純資産制限条項</w:t>
+            </w:r>
+          </w:p>
+        </w:tc>
+        <w:tc>
+          <w:tcPr>
+            <w:tcW w:type="dxa" w:w="5600"/>
+            <w:tcMar>
+              <w:top w:type="dxa" w:w="60"/>
+              <w:left w:type="dxa" w:w="100"/>
+              <w:bottom w:type="dxa" w:w="60"/>
+              <w:right w:type="dxa" w:w="100"/>
+            </w:tcMar>
+          </w:tcPr>
+          <w:p>
+            <w:r>
+              <w:rPr>
+                <w:rFonts w:ascii="Yu Mincho" w:cs="Yu Mincho" w:eastAsia="Yu Mincho" w:hAnsi="Yu Mincho"/>
+                <w:sz w:val="19"/>
+                <w:szCs w:val="19"/>
+              </w:rPr>
+              <w:t xml:space="preserve">純資産が一定限度を下回れば投資活動・配当支払等を禁止</w:t>
+            </w:r>
+          </w:p>
+        </w:tc>
+      </w:tr>
+      <w:tr>
+        <w:trPr>
+          <w:cantSplit/>
+        </w:trPr>
+        <w:tc>
+          <w:tcPr>
+            <w:tcW w:type="dxa" w:w="3400"/>
+            <w:tcMar>
+              <w:top w:type="dxa" w:w="60"/>
+              <w:left w:type="dxa" w:w="100"/>
+              <w:bottom w:type="dxa" w:w="60"/>
+              <w:right w:type="dxa" w:w="100"/>
+            </w:tcMar>
+          </w:tcPr>
+          <w:p>
+            <w:r>
+              <w:rPr>
+                <w:rFonts w:ascii="Yu Mincho" w:cs="Yu Mincho" w:eastAsia="Yu Mincho" w:hAnsi="Yu Mincho"/>
+                <w:sz w:val="19"/>
+                <w:szCs w:val="19"/>
+              </w:rPr>
+              <w:t xml:space="preserve">④負債比率制限条項</w:t>
+            </w:r>
+          </w:p>
+        </w:tc>
+        <w:tc>
+          <w:tcPr>
+            <w:tcW w:type="dxa" w:w="5600"/>
+            <w:tcMar>
+              <w:top w:type="dxa" w:w="60"/>
+              <w:left w:type="dxa" w:w="100"/>
+              <w:bottom w:type="dxa" w:w="60"/>
+              <w:right w:type="dxa" w:w="100"/>
+            </w:tcMar>
+          </w:tcPr>
+          <w:p>
+            <w:r>
+              <w:rPr>
+                <w:rFonts w:ascii="Yu Mincho" w:cs="Yu Mincho" w:eastAsia="Yu Mincho" w:hAnsi="Yu Mincho"/>
+                <w:sz w:val="19"/>
+                <w:szCs w:val="19"/>
+              </w:rPr>
+              <w:t xml:space="preserve">追加発行により負債比率が一定限度を超える場合は追加発行を禁止</w:t>
+            </w:r>
+          </w:p>
+        </w:tc>
+      </w:tr>
+    </w:tbl>
+    <w:p>
+      <w:pPr>
+        <w:spacing w:after="100"/>
+      </w:pPr>
+    </w:p>
+    <w:tbl>
+      <w:tblPr>
+        <w:tblW w:type="pct" w:w="100%"/>
+        <w:tblBorders>
+          <w:top w:val="single" w:color="AAAAAA" w:sz="4"/>
+          <w:left w:val="single" w:color="AAAAAA" w:sz="4"/>
+          <w:bottom w:val="single" w:color="AAAAAA" w:sz="4"/>
+          <w:right w:val="single" w:color="AAAAAA" w:sz="4"/>
+          <w:insideH w:val="single" w:color="CCCCCC" w:sz="2"/>
+          <w:insideV w:val="single" w:color="CCCCCC" w:sz="2"/>
+        </w:tblBorders>
+      </w:tblPr>
+      <w:tblGrid>
+        <w:gridCol w:w="3400"/>
+        <w:gridCol w:w="5600"/>
+      </w:tblGrid>
+      <w:tr>
+        <w:trPr>
+          <w:tblHeader/>
+        </w:trPr>
+        <w:tc>
+          <w:tcPr>
+            <w:tcW w:type="dxa" w:w="3400"/>
             <w:shd w:fill="DDE6F0" w:val="clear"/>
             <w:tcMar>
               <w:top w:type="dxa" w:w="60"/>
@@ -1689,7 +1965,31 @@
                 <w:sz w:val="19"/>
                 <w:szCs w:val="19"/>
               </w:rPr>
-              <w:t xml:space="preserve">抑制対象のモラル・ハザード</w:t>
+              <w:t xml:space="preserve">2.3節　日本の財務制限条項4種（財務上の特約）</w:t>
+            </w:r>
+          </w:p>
+        </w:tc>
+        <w:tc>
+          <w:tcPr>
+            <w:tcW w:type="dxa" w:w="5600"/>
+            <w:shd w:fill="DDE6F0" w:val="clear"/>
+            <w:tcMar>
+              <w:top w:type="dxa" w:w="60"/>
+              <w:left w:type="dxa" w:w="100"/>
+              <w:bottom w:type="dxa" w:w="60"/>
+              <w:right w:type="dxa" w:w="100"/>
+            </w:tcMar>
+          </w:tcPr>
+          <w:p>
+            <w:r>
+              <w:rPr>
+                <w:rFonts w:ascii="Yu Gothic" w:cs="Yu Gothic" w:eastAsia="Yu Gothic" w:hAnsi="Yu Gothic"/>
+                <w:b/>
+                <w:bCs/>
+                <w:sz w:val="19"/>
+                <w:szCs w:val="19"/>
+              </w:rPr>
+              <w:t xml:space="preserve">内容</w:t>
             </w:r>
           </w:p>
         </w:tc>
@@ -1700,64 +2000,43 @@
         </w:trPr>
         <w:tc>
           <w:tcPr>
-            <w:tcW w:type="dxa" w:w="2600"/>
-            <w:tcMar>
-              <w:top w:type="dxa" w:w="60"/>
-              <w:left w:type="dxa" w:w="100"/>
-              <w:bottom w:type="dxa" w:w="60"/>
-              <w:right w:type="dxa" w:w="100"/>
-            </w:tcMar>
-          </w:tcPr>
-          <w:p>
-            <w:r>
-              <w:rPr>
-                <w:rFonts w:ascii="Yu Mincho" w:cs="Yu Mincho" w:eastAsia="Yu Mincho" w:hAnsi="Yu Mincho"/>
-                <w:sz w:val="19"/>
-                <w:szCs w:val="19"/>
-              </w:rPr>
-              <w:t xml:space="preserve">運転資本制限条項</w:t>
-            </w:r>
-          </w:p>
-        </w:tc>
-        <w:tc>
-          <w:tcPr>
-            <w:tcW w:type="dxa" w:w="3800"/>
-            <w:tcMar>
-              <w:top w:type="dxa" w:w="60"/>
-              <w:left w:type="dxa" w:w="100"/>
-              <w:bottom w:type="dxa" w:w="60"/>
-              <w:right w:type="dxa" w:w="100"/>
-            </w:tcMar>
-          </w:tcPr>
-          <w:p>
-            <w:r>
-              <w:rPr>
-                <w:rFonts w:ascii="Yu Mincho" w:cs="Yu Mincho" w:eastAsia="Yu Mincho" w:hAnsi="Yu Mincho"/>
-                <w:sz w:val="19"/>
-                <w:szCs w:val="19"/>
-              </w:rPr>
-              <w:t xml:space="preserve">運転資本を一定水準以上に維持することを求める</w:t>
-            </w:r>
-          </w:p>
-        </w:tc>
-        <w:tc>
-          <w:tcPr>
-            <w:tcW w:type="dxa" w:w="2600"/>
-            <w:tcMar>
-              <w:top w:type="dxa" w:w="60"/>
-              <w:left w:type="dxa" w:w="100"/>
-              <w:bottom w:type="dxa" w:w="60"/>
-              <w:right w:type="dxa" w:w="100"/>
-            </w:tcMar>
-          </w:tcPr>
-          <w:p>
-            <w:r>
-              <w:rPr>
-                <w:rFonts w:ascii="Yu Mincho" w:cs="Yu Mincho" w:eastAsia="Yu Mincho" w:hAnsi="Yu Mincho"/>
-                <w:sz w:val="19"/>
-                <w:szCs w:val="19"/>
-              </w:rPr>
-              <w:t xml:space="preserve">配当の増加・過度なリスクテイク</w:t>
+            <w:tcW w:type="dxa" w:w="3400"/>
+            <w:tcMar>
+              <w:top w:type="dxa" w:w="60"/>
+              <w:left w:type="dxa" w:w="100"/>
+              <w:bottom w:type="dxa" w:w="60"/>
+              <w:right w:type="dxa" w:w="100"/>
+            </w:tcMar>
+          </w:tcPr>
+          <w:p>
+            <w:r>
+              <w:rPr>
+                <w:rFonts w:ascii="Yu Mincho" w:cs="Yu Mincho" w:eastAsia="Yu Mincho" w:hAnsi="Yu Mincho"/>
+                <w:sz w:val="19"/>
+                <w:szCs w:val="19"/>
+              </w:rPr>
+              <w:t xml:space="preserve">①担保提供制限条項</w:t>
+            </w:r>
+          </w:p>
+        </w:tc>
+        <w:tc>
+          <w:tcPr>
+            <w:tcW w:type="dxa" w:w="5600"/>
+            <w:tcMar>
+              <w:top w:type="dxa" w:w="60"/>
+              <w:left w:type="dxa" w:w="100"/>
+              <w:bottom w:type="dxa" w:w="60"/>
+              <w:right w:type="dxa" w:w="100"/>
+            </w:tcMar>
+          </w:tcPr>
+          <w:p>
+            <w:r>
+              <w:rPr>
+                <w:rFonts w:ascii="Yu Mincho" w:cs="Yu Mincho" w:eastAsia="Yu Mincho" w:hAnsi="Yu Mincho"/>
+                <w:sz w:val="19"/>
+                <w:szCs w:val="19"/>
+              </w:rPr>
+              <w:t xml:space="preserve">本社債発行後に他の債務のため担保権を設定する場合、本社債にも同順位担保権を設定</w:t>
             </w:r>
           </w:p>
         </w:tc>
@@ -1768,64 +2047,43 @@
         </w:trPr>
         <w:tc>
           <w:tcPr>
-            <w:tcW w:type="dxa" w:w="2600"/>
-            <w:tcMar>
-              <w:top w:type="dxa" w:w="60"/>
-              <w:left w:type="dxa" w:w="100"/>
-              <w:bottom w:type="dxa" w:w="60"/>
-              <w:right w:type="dxa" w:w="100"/>
-            </w:tcMar>
-          </w:tcPr>
-          <w:p>
-            <w:r>
-              <w:rPr>
-                <w:rFonts w:ascii="Yu Mincho" w:cs="Yu Mincho" w:eastAsia="Yu Mincho" w:hAnsi="Yu Mincho"/>
-                <w:sz w:val="19"/>
-                <w:szCs w:val="19"/>
-              </w:rPr>
-              <w:t xml:space="preserve">負債比率制限条項</w:t>
-            </w:r>
-          </w:p>
-        </w:tc>
-        <w:tc>
-          <w:tcPr>
-            <w:tcW w:type="dxa" w:w="3800"/>
-            <w:tcMar>
-              <w:top w:type="dxa" w:w="60"/>
-              <w:left w:type="dxa" w:w="100"/>
-              <w:bottom w:type="dxa" w:w="60"/>
-              <w:right w:type="dxa" w:w="100"/>
-            </w:tcMar>
-          </w:tcPr>
-          <w:p>
-            <w:r>
-              <w:rPr>
-                <w:rFonts w:ascii="Yu Mincho" w:cs="Yu Mincho" w:eastAsia="Yu Mincho" w:hAnsi="Yu Mincho"/>
-                <w:sz w:val="19"/>
-                <w:szCs w:val="19"/>
-              </w:rPr>
-              <w:t xml:space="preserve">負債比率（負債／資本等）の上限を定める</w:t>
-            </w:r>
-          </w:p>
-        </w:tc>
-        <w:tc>
-          <w:tcPr>
-            <w:tcW w:type="dxa" w:w="2600"/>
-            <w:tcMar>
-              <w:top w:type="dxa" w:w="60"/>
-              <w:left w:type="dxa" w:w="100"/>
-              <w:bottom w:type="dxa" w:w="60"/>
-              <w:right w:type="dxa" w:w="100"/>
-            </w:tcMar>
-          </w:tcPr>
-          <w:p>
-            <w:r>
-              <w:rPr>
-                <w:rFonts w:ascii="Yu Mincho" w:cs="Yu Mincho" w:eastAsia="Yu Mincho" w:hAnsi="Yu Mincho"/>
-                <w:sz w:val="19"/>
-                <w:szCs w:val="19"/>
-              </w:rPr>
-              <w:t xml:space="preserve">負債の追加発行（希薄化）</w:t>
+            <w:tcW w:type="dxa" w:w="3400"/>
+            <w:tcMar>
+              <w:top w:type="dxa" w:w="60"/>
+              <w:left w:type="dxa" w:w="100"/>
+              <w:bottom w:type="dxa" w:w="60"/>
+              <w:right w:type="dxa" w:w="100"/>
+            </w:tcMar>
+          </w:tcPr>
+          <w:p>
+            <w:r>
+              <w:rPr>
+                <w:rFonts w:ascii="Yu Mincho" w:cs="Yu Mincho" w:eastAsia="Yu Mincho" w:hAnsi="Yu Mincho"/>
+                <w:sz w:val="19"/>
+                <w:szCs w:val="19"/>
+              </w:rPr>
+              <w:t xml:space="preserve">②純資産額維持条項</w:t>
+            </w:r>
+          </w:p>
+        </w:tc>
+        <w:tc>
+          <w:tcPr>
+            <w:tcW w:type="dxa" w:w="5600"/>
+            <w:tcMar>
+              <w:top w:type="dxa" w:w="60"/>
+              <w:left w:type="dxa" w:w="100"/>
+              <w:bottom w:type="dxa" w:w="60"/>
+              <w:right w:type="dxa" w:w="100"/>
+            </w:tcMar>
+          </w:tcPr>
+          <w:p>
+            <w:r>
+              <w:rPr>
+                <w:rFonts w:ascii="Yu Mincho" w:cs="Yu Mincho" w:eastAsia="Yu Mincho" w:hAnsi="Yu Mincho"/>
+                <w:sz w:val="19"/>
+                <w:szCs w:val="19"/>
+              </w:rPr>
+              <w:t xml:space="preserve">純資産を発行直前期の75％以上に維持</w:t>
             </w:r>
           </w:p>
         </w:tc>
@@ -1836,64 +2094,43 @@
         </w:trPr>
         <w:tc>
           <w:tcPr>
-            <w:tcW w:type="dxa" w:w="2600"/>
-            <w:tcMar>
-              <w:top w:type="dxa" w:w="60"/>
-              <w:left w:type="dxa" w:w="100"/>
-              <w:bottom w:type="dxa" w:w="60"/>
-              <w:right w:type="dxa" w:w="100"/>
-            </w:tcMar>
-          </w:tcPr>
-          <w:p>
-            <w:r>
-              <w:rPr>
-                <w:rFonts w:ascii="Yu Mincho" w:cs="Yu Mincho" w:eastAsia="Yu Mincho" w:hAnsi="Yu Mincho"/>
-                <w:sz w:val="19"/>
-                <w:szCs w:val="19"/>
-              </w:rPr>
-              <w:t xml:space="preserve">担保提供制限条項（ネガティブ・プレッジ）</w:t>
-            </w:r>
-          </w:p>
-        </w:tc>
-        <w:tc>
-          <w:tcPr>
-            <w:tcW w:type="dxa" w:w="3800"/>
-            <w:tcMar>
-              <w:top w:type="dxa" w:w="60"/>
-              <w:left w:type="dxa" w:w="100"/>
-              <w:bottom w:type="dxa" w:w="60"/>
-              <w:right w:type="dxa" w:w="100"/>
-            </w:tcMar>
-          </w:tcPr>
-          <w:p>
-            <w:r>
-              <w:rPr>
-                <w:rFonts w:ascii="Yu Mincho" w:cs="Yu Mincho" w:eastAsia="Yu Mincho" w:hAnsi="Yu Mincho"/>
-                <w:sz w:val="19"/>
-                <w:szCs w:val="19"/>
-              </w:rPr>
-              <w:t xml:space="preserve">既存債権者に優先する担保設定を制限する</w:t>
-            </w:r>
-          </w:p>
-        </w:tc>
-        <w:tc>
-          <w:tcPr>
-            <w:tcW w:type="dxa" w:w="2600"/>
-            <w:tcMar>
-              <w:top w:type="dxa" w:w="60"/>
-              <w:left w:type="dxa" w:w="100"/>
-              <w:bottom w:type="dxa" w:w="60"/>
-              <w:right w:type="dxa" w:w="100"/>
-            </w:tcMar>
-          </w:tcPr>
-          <w:p>
-            <w:r>
-              <w:rPr>
-                <w:rFonts w:ascii="Yu Mincho" w:cs="Yu Mincho" w:eastAsia="Yu Mincho" w:hAnsi="Yu Mincho"/>
-                <w:sz w:val="19"/>
-                <w:szCs w:val="19"/>
-              </w:rPr>
-              <w:t xml:space="preserve">負債の追加発行</w:t>
+            <w:tcW w:type="dxa" w:w="3400"/>
+            <w:tcMar>
+              <w:top w:type="dxa" w:w="60"/>
+              <w:left w:type="dxa" w:w="100"/>
+              <w:bottom w:type="dxa" w:w="60"/>
+              <w:right w:type="dxa" w:w="100"/>
+            </w:tcMar>
+          </w:tcPr>
+          <w:p>
+            <w:r>
+              <w:rPr>
+                <w:rFonts w:ascii="Yu Mincho" w:cs="Yu Mincho" w:eastAsia="Yu Mincho" w:hAnsi="Yu Mincho"/>
+                <w:sz w:val="19"/>
+                <w:szCs w:val="19"/>
+              </w:rPr>
+              <w:t xml:space="preserve">③配当制限条項</w:t>
+            </w:r>
+          </w:p>
+        </w:tc>
+        <w:tc>
+          <w:tcPr>
+            <w:tcW w:type="dxa" w:w="5600"/>
+            <w:tcMar>
+              <w:top w:type="dxa" w:w="60"/>
+              <w:left w:type="dxa" w:w="100"/>
+              <w:bottom w:type="dxa" w:w="60"/>
+              <w:right w:type="dxa" w:w="100"/>
+            </w:tcMar>
+          </w:tcPr>
+          <w:p>
+            <w:r>
+              <w:rPr>
+                <w:rFonts w:ascii="Yu Mincho" w:cs="Yu Mincho" w:eastAsia="Yu Mincho" w:hAnsi="Yu Mincho"/>
+                <w:sz w:val="19"/>
+                <w:szCs w:val="19"/>
+              </w:rPr>
+              <w:t xml:space="preserve">配当金累計額が税引後当期純損益累計額＋一定額を超える配当を禁止</w:t>
             </w:r>
           </w:p>
         </w:tc>
@@ -1904,64 +2141,43 @@
         </w:trPr>
         <w:tc>
           <w:tcPr>
-            <w:tcW w:type="dxa" w:w="2600"/>
-            <w:tcMar>
-              <w:top w:type="dxa" w:w="60"/>
-              <w:left w:type="dxa" w:w="100"/>
-              <w:bottom w:type="dxa" w:w="60"/>
-              <w:right w:type="dxa" w:w="100"/>
-            </w:tcMar>
-          </w:tcPr>
-          <w:p>
-            <w:r>
-              <w:rPr>
-                <w:rFonts w:ascii="Yu Mincho" w:cs="Yu Mincho" w:eastAsia="Yu Mincho" w:hAnsi="Yu Mincho"/>
-                <w:sz w:val="19"/>
-                <w:szCs w:val="19"/>
-              </w:rPr>
-              <w:t xml:space="preserve">配当制限条項</w:t>
-            </w:r>
-          </w:p>
-        </w:tc>
-        <w:tc>
-          <w:tcPr>
-            <w:tcW w:type="dxa" w:w="3800"/>
-            <w:tcMar>
-              <w:top w:type="dxa" w:w="60"/>
-              <w:left w:type="dxa" w:w="100"/>
-              <w:bottom w:type="dxa" w:w="60"/>
-              <w:right w:type="dxa" w:w="100"/>
-            </w:tcMar>
-          </w:tcPr>
-          <w:p>
-            <w:r>
-              <w:rPr>
-                <w:rFonts w:ascii="Yu Mincho" w:cs="Yu Mincho" w:eastAsia="Yu Mincho" w:hAnsi="Yu Mincho"/>
-                <w:sz w:val="19"/>
-                <w:szCs w:val="19"/>
-              </w:rPr>
-              <w:t xml:space="preserve">配当支払額の上限を定める</w:t>
-            </w:r>
-          </w:p>
-        </w:tc>
-        <w:tc>
-          <w:tcPr>
-            <w:tcW w:type="dxa" w:w="2600"/>
-            <w:tcMar>
-              <w:top w:type="dxa" w:w="60"/>
-              <w:left w:type="dxa" w:w="100"/>
-              <w:bottom w:type="dxa" w:w="60"/>
-              <w:right w:type="dxa" w:w="100"/>
-            </w:tcMar>
-          </w:tcPr>
-          <w:p>
-            <w:r>
-              <w:rPr>
-                <w:rFonts w:ascii="Yu Mincho" w:cs="Yu Mincho" w:eastAsia="Yu Mincho" w:hAnsi="Yu Mincho"/>
-                <w:sz w:val="19"/>
-                <w:szCs w:val="19"/>
-              </w:rPr>
-              <w:t xml:space="preserve">配当の増加</w:t>
+            <w:tcW w:type="dxa" w:w="3400"/>
+            <w:tcMar>
+              <w:top w:type="dxa" w:w="60"/>
+              <w:left w:type="dxa" w:w="100"/>
+              <w:bottom w:type="dxa" w:w="60"/>
+              <w:right w:type="dxa" w:w="100"/>
+            </w:tcMar>
+          </w:tcPr>
+          <w:p>
+            <w:r>
+              <w:rPr>
+                <w:rFonts w:ascii="Yu Mincho" w:cs="Yu Mincho" w:eastAsia="Yu Mincho" w:hAnsi="Yu Mincho"/>
+                <w:sz w:val="19"/>
+                <w:szCs w:val="19"/>
+              </w:rPr>
+              <w:t xml:space="preserve">④利益維持条項</w:t>
+            </w:r>
+          </w:p>
+        </w:tc>
+        <w:tc>
+          <w:tcPr>
+            <w:tcW w:type="dxa" w:w="5600"/>
+            <w:tcMar>
+              <w:top w:type="dxa" w:w="60"/>
+              <w:left w:type="dxa" w:w="100"/>
+              <w:bottom w:type="dxa" w:w="60"/>
+              <w:right w:type="dxa" w:w="100"/>
+            </w:tcMar>
+          </w:tcPr>
+          <w:p>
+            <w:r>
+              <w:rPr>
+                <w:rFonts w:ascii="Yu Mincho" w:cs="Yu Mincho" w:eastAsia="Yu Mincho" w:hAnsi="Yu Mincho"/>
+                <w:sz w:val="19"/>
+                <w:szCs w:val="19"/>
+              </w:rPr>
+              <w:t xml:space="preserve">経常損益が3期連続で損失となった場合、社債全額について期限の利益を喪失</w:t>
             </w:r>
           </w:p>
         </w:tc>
@@ -1987,7 +2203,7 @@
           <w:sz w:val="21"/>
           <w:szCs w:val="21"/>
         </w:rPr>
-        <w:t xml:space="preserve">財務制限条項の選定問題では、企業の財務的特徴（高負債比率／低運転資本／配当性向の高さ等）から「どのモラル・ハザードが起きやすいか」を特定し、対応する条項を選ぶ論理展開が必須。</w:t>
+        <w:t xml:space="preserve">財務制限条項の選定問題では、まず設問が米国（2.2節）と日本（2.3節）のどちらの枠組みを前提としているか（「米国の」の有無、「財務上の特約」という呼称の有無）を見極めた上で、企業の財務的特徴（高負債比率／低運転資本／配当性向の高さ等）から「どのモラル・ハザードが起きやすいか」を特定し、対応する条項を選ぶ論理展開が必須。</w:t>
       </w:r>
     </w:p>
     <w:p>
